--- a/assets/labs/lab-01-report.docx
+++ b/assets/labs/lab-01-report.docx
@@ -37,6 +37,51 @@
       </w:pPr>
       <w:r>
         <w:t xml:space="preserve">Lab Partners: </w:t>
+      </w:r>
+    </w:p>
+    <w:p>
+      <w:pPr>
+        <w:pStyle w:val="Heading1"/>
+      </w:pPr>
+      <w:r>
+        <w:t>What You Are Doing</w:t>
+      </w:r>
+    </w:p>
+    <w:p>
+      <w:pPr>
+        <w:pStyle w:val="ListNumber"/>
+      </w:pPr>
+      <w:r>
+        <w:t>Learn how to safely measure resistance, voltage, and current.</w:t>
+      </w:r>
+    </w:p>
+    <w:p>
+      <w:pPr>
+        <w:pStyle w:val="ListNumber"/>
+      </w:pPr>
+      <w:r>
+        <w:t>Build a known series circuit and verify that it behaves as predicted.</w:t>
+      </w:r>
+    </w:p>
+    <w:p>
+      <w:pPr>
+        <w:pStyle w:val="ListNumber"/>
+      </w:pPr>
+      <w:r>
+        <w:t>Use the measured values from that circuit as a trusted baseline, or electrical fingerprint.</w:t>
+      </w:r>
+    </w:p>
+    <w:p>
+      <w:pPr>
+        <w:pStyle w:val="ListNumber"/>
+      </w:pPr>
+      <w:r>
+        <w:t>Investigate incident devices built from the same intended circuit, but with one concealed change.</w:t>
+      </w:r>
+    </w:p>
+    <w:p>
+      <w:r>
+        <w:t>Voltage reference: throughout this report, VA, VB, and VG mean the voltage at A, B, or G relative to V−/COM. In the baseline circuit, G is directly connected to V−/COM, so they are the same reference node.</w:t>
       </w:r>
     </w:p>
     <w:p>
@@ -962,33 +1007,8 @@
             <w:vAlign w:val="center"/>
           </w:tcPr>
           <w:p>
-            <w:pPr>
-              <w:spacing w:after="0"/>
-            </w:pPr>
             <w:r>
-              <w:rPr>
-                <w:sz w:val="17"/>
-              </w:rPr>
-              <w:t xml:space="preserve">Node A voltage </w:t>
-            </w:r>
-            <w:r>
-              <w:rPr>
-                <w:sz w:val="17"/>
-              </w:rPr>
-              <w:t>(V</w:t>
-            </w:r>
-            <w:r>
-              <w:rPr>
-                <w:sz w:val="17"/>
-                <w:vertAlign w:val="subscript"/>
-              </w:rPr>
-              <w:t>A</w:t>
-            </w:r>
-            <w:r>
-              <w:rPr>
-                <w:sz w:val="17"/>
-              </w:rPr>
-              <w:t>)</w:t>
+              <w:t>Node A relative to V−/COM (VA)</w:t>
             </w:r>
           </w:p>
         </w:tc>
@@ -1038,33 +1058,8 @@
             <w:vAlign w:val="center"/>
           </w:tcPr>
           <w:p>
-            <w:pPr>
-              <w:spacing w:after="0"/>
-            </w:pPr>
             <w:r>
-              <w:rPr>
-                <w:sz w:val="17"/>
-              </w:rPr>
-              <w:t xml:space="preserve">Node B voltage </w:t>
-            </w:r>
-            <w:r>
-              <w:rPr>
-                <w:sz w:val="17"/>
-              </w:rPr>
-              <w:t>(V</w:t>
-            </w:r>
-            <w:r>
-              <w:rPr>
-                <w:sz w:val="17"/>
-                <w:vertAlign w:val="subscript"/>
-              </w:rPr>
-              <w:t>B</w:t>
-            </w:r>
-            <w:r>
-              <w:rPr>
-                <w:sz w:val="17"/>
-              </w:rPr>
-              <w:t>)</w:t>
+              <w:t>Node B relative to V−/COM (VB)</w:t>
             </w:r>
           </w:p>
         </w:tc>
@@ -1369,33 +1364,23 @@
         <w:pStyle w:val="Heading1"/>
       </w:pPr>
       <w:r>
-        <w:lastRenderedPageBreak/>
-        <w:t xml:space="preserve">Table 3 - </w:t>
+        <w:t>Table 3 - Incident Device X (20)</w:t>
       </w:r>
-      <w:r>
-        <w:t xml:space="preserve">Fault Station </w:t>
-      </w:r>
-      <w:r>
-        <w:t>X</w:t>
-      </w:r>
-      <w:r>
-        <w:t xml:space="preserve"> (20)</w:t>
-      </w:r>
+      <w:r/>
+      <w:r/>
+      <w:r/>
     </w:p>
     <w:p>
       <w:r>
-        <w:t xml:space="preserve">Your baseline values should be the </w:t>
+        <w:t>Use the measured values from Table 2 as the trusted baseline. Keep the black DMM probe on V−/COM for every listed node measurement.</w:t>
       </w:r>
       <w:r>
         <w:rPr>
           <w:b/>
           <w:bCs/>
         </w:rPr>
-        <w:t xml:space="preserve">measured values </w:t>
       </w:r>
-      <w:r>
-        <w:t>from Table 2.</w:t>
-      </w:r>
+      <w:r/>
     </w:p>
     <w:tbl>
       <w:tblPr>
@@ -1461,16 +1446,8 @@
             <w:vAlign w:val="center"/>
           </w:tcPr>
           <w:p>
-            <w:pPr>
-              <w:spacing w:after="0"/>
-            </w:pPr>
             <w:r>
-              <w:rPr>
-                <w:b/>
-                <w:color w:val="FFFFFF"/>
-                <w:sz w:val="17"/>
-              </w:rPr>
-              <w:t>Fault station</w:t>
+              <w:t>Incident device</w:t>
             </w:r>
           </w:p>
         </w:tc>
@@ -1505,14 +1482,8 @@
             <w:vAlign w:val="center"/>
           </w:tcPr>
           <w:p>
-            <w:pPr>
-              <w:spacing w:after="0"/>
-            </w:pPr>
             <w:r>
-              <w:rPr>
-                <w:sz w:val="17"/>
-              </w:rPr>
-              <w:t>Source voltage</w:t>
+              <w:t>Power-supply output (V+ to V−)</w:t>
             </w:r>
           </w:p>
         </w:tc>
@@ -1562,7 +1533,7 @@
           </w:tcPr>
           <w:p>
             <w:r>
-              <w:t>Circuit-input voltage</w:t>
+              <w:t>Device V+ (relative to V−/COM)</w:t>
             </w:r>
           </w:p>
         </w:tc>
@@ -1613,14 +1584,8 @@
             <w:vAlign w:val="center"/>
           </w:tcPr>
           <w:p>
-            <w:pPr>
-              <w:spacing w:after="0"/>
-            </w:pPr>
             <w:r>
-              <w:rPr>
-                <w:sz w:val="17"/>
-              </w:rPr>
-              <w:t>Node A voltage</w:t>
+              <w:t>Node A (relative to V−/COM)</w:t>
             </w:r>
           </w:p>
         </w:tc>
@@ -1669,14 +1634,8 @@
             <w:vAlign w:val="center"/>
           </w:tcPr>
           <w:p>
-            <w:pPr>
-              <w:spacing w:after="0"/>
-            </w:pPr>
             <w:r>
-              <w:rPr>
-                <w:sz w:val="17"/>
-              </w:rPr>
-              <w:t>Node B voltage</w:t>
+              <w:t>Node B (relative to V−/COM)</w:t>
             </w:r>
           </w:p>
         </w:tc>
@@ -1727,14 +1686,8 @@
             <w:vAlign w:val="center"/>
           </w:tcPr>
           <w:p>
-            <w:pPr>
-              <w:spacing w:after="0"/>
-            </w:pPr>
             <w:r>
-              <w:rPr>
-                <w:sz w:val="17"/>
-              </w:rPr>
-              <w:t>Node G voltage</w:t>
+              <w:t>Node G (relative to V−/COM)</w:t>
             </w:r>
           </w:p>
         </w:tc>
@@ -1854,32 +1807,23 @@
         <w:pStyle w:val="Heading1"/>
       </w:pPr>
       <w:r>
-        <w:t xml:space="preserve">Table 4 - </w:t>
+        <w:t>Table 4 - Incident Device Y (20)</w:t>
       </w:r>
-      <w:r>
-        <w:t xml:space="preserve">Fault Station </w:t>
-      </w:r>
-      <w:r>
-        <w:t>Y</w:t>
-      </w:r>
-      <w:r>
-        <w:t xml:space="preserve"> (20)</w:t>
-      </w:r>
+      <w:r/>
+      <w:r/>
+      <w:r/>
     </w:p>
     <w:p>
       <w:r>
-        <w:t xml:space="preserve">Your baseline values should be the </w:t>
+        <w:t>Use the measured values from Table 2 as the trusted baseline. Keep the black DMM probe on V−/COM for every listed node measurement.</w:t>
       </w:r>
       <w:r>
         <w:rPr>
           <w:b/>
           <w:bCs/>
         </w:rPr>
-        <w:t xml:space="preserve">measured values </w:t>
       </w:r>
-      <w:r>
-        <w:t>from Table 2.</w:t>
-      </w:r>
+      <w:r/>
     </w:p>
     <w:tbl>
       <w:tblPr>
@@ -1945,16 +1889,8 @@
             <w:vAlign w:val="center"/>
           </w:tcPr>
           <w:p>
-            <w:pPr>
-              <w:spacing w:after="0"/>
-            </w:pPr>
             <w:r>
-              <w:rPr>
-                <w:b/>
-                <w:color w:val="FFFFFF"/>
-                <w:sz w:val="17"/>
-              </w:rPr>
-              <w:t>Fault station</w:t>
+              <w:t>Incident device</w:t>
             </w:r>
           </w:p>
         </w:tc>
@@ -1989,14 +1925,8 @@
             <w:vAlign w:val="center"/>
           </w:tcPr>
           <w:p>
-            <w:pPr>
-              <w:spacing w:after="0"/>
-            </w:pPr>
             <w:r>
-              <w:rPr>
-                <w:sz w:val="17"/>
-              </w:rPr>
-              <w:t>Source voltage</w:t>
+              <w:t>Power-supply output (V+ to V−)</w:t>
             </w:r>
           </w:p>
         </w:tc>
@@ -2045,14 +1975,8 @@
             <w:vAlign w:val="center"/>
           </w:tcPr>
           <w:p>
-            <w:pPr>
-              <w:spacing w:after="0"/>
-            </w:pPr>
             <w:r>
-              <w:rPr>
-                <w:sz w:val="17"/>
-              </w:rPr>
-              <w:t>Circuit-input voltage</w:t>
+              <w:t>Device V+ (relative to V−/COM)</w:t>
             </w:r>
           </w:p>
         </w:tc>
@@ -2103,14 +2027,8 @@
             <w:vAlign w:val="center"/>
           </w:tcPr>
           <w:p>
-            <w:pPr>
-              <w:spacing w:after="0"/>
-            </w:pPr>
             <w:r>
-              <w:rPr>
-                <w:sz w:val="17"/>
-              </w:rPr>
-              <w:t>Node A voltage</w:t>
+              <w:t>Node A (relative to V−/COM)</w:t>
             </w:r>
           </w:p>
         </w:tc>
@@ -2159,14 +2077,8 @@
             <w:vAlign w:val="center"/>
           </w:tcPr>
           <w:p>
-            <w:pPr>
-              <w:spacing w:after="0"/>
-            </w:pPr>
             <w:r>
-              <w:rPr>
-                <w:sz w:val="17"/>
-              </w:rPr>
-              <w:t>Node B voltage</w:t>
+              <w:t>Node B (relative to V−/COM)</w:t>
             </w:r>
           </w:p>
         </w:tc>
@@ -2217,14 +2129,8 @@
             <w:vAlign w:val="center"/>
           </w:tcPr>
           <w:p>
-            <w:pPr>
-              <w:spacing w:after="0"/>
-            </w:pPr>
             <w:r>
-              <w:rPr>
-                <w:sz w:val="17"/>
-              </w:rPr>
-              <w:t>Node G voltage</w:t>
+              <w:t>Node G (relative to V−/COM)</w:t>
             </w:r>
           </w:p>
         </w:tc>
@@ -2462,36 +2368,22 @@
         <w:pStyle w:val="Heading2"/>
       </w:pPr>
       <w:r>
-        <w:t>Measur</w:t>
+        <w:t>Measurement in Incident Device X</w:t>
       </w:r>
-      <w:r>
-        <w:t xml:space="preserve">ement </w:t>
-      </w:r>
+      <w:r/>
       <w:proofErr w:type="gramStart"/>
-      <w:r>
-        <w:t>in</w:t>
-      </w:r>
+      <w:r/>
       <w:proofErr w:type="gramEnd"/>
-      <w:r>
-        <w:t xml:space="preserve"> Fault Station X</w:t>
-      </w:r>
+      <w:r/>
     </w:p>
     <w:p>
       <w:r>
-        <w:t xml:space="preserve">Pictured: The </w:t>
+        <w:t>Pictured: The voltage reading of Node A in Incident Device X.</w:t>
       </w:r>
-      <w:r>
-        <w:t>voltage</w:t>
-      </w:r>
-      <w:r>
-        <w:t xml:space="preserve"> reading </w:t>
-      </w:r>
-      <w:r>
-        <w:t>of Node A in Fault Station X</w:t>
-      </w:r>
-      <w:r>
-        <w:t>.</w:t>
-      </w:r>
+      <w:r/>
+      <w:r/>
+      <w:r/>
+      <w:r/>
     </w:p>
     <w:p>
       <w:pPr>
@@ -2511,22 +2403,16 @@
         <w:pStyle w:val="Heading2"/>
       </w:pPr>
       <w:r>
-        <w:t xml:space="preserve">Measurement in Fault Station </w:t>
+        <w:t>Measurement in Incident Device Y</w:t>
       </w:r>
-      <w:r>
-        <w:t>Y</w:t>
-      </w:r>
+      <w:r/>
     </w:p>
     <w:p>
       <w:r>
-        <w:t xml:space="preserve">Pictured: The voltage reading </w:t>
+        <w:t>Pictured: The voltage reading of Node B in Incident Device Y.</w:t>
       </w:r>
-      <w:r>
-        <w:t>of Node B in Fault Station Y.</w:t>
-      </w:r>
-      <w:r>
-        <w:br w:type="page"/>
-      </w:r>
+      <w:r/>
+      <w:r/>
     </w:p>
     <w:p>
       <w:pPr>

--- a/assets/labs/lab-01-report.docx
+++ b/assets/labs/lab-01-report.docx
@@ -44,55 +44,7 @@
         <w:pStyle w:val="Heading1"/>
       </w:pPr>
       <w:r>
-        <w:t>What You Are Doing</w:t>
-      </w:r>
-    </w:p>
-    <w:p>
-      <w:pPr>
-        <w:pStyle w:val="ListNumber"/>
-      </w:pPr>
-      <w:r>
-        <w:t>Learn how to safely measure resistance, voltage, and current.</w:t>
-      </w:r>
-    </w:p>
-    <w:p>
-      <w:pPr>
-        <w:pStyle w:val="ListNumber"/>
-      </w:pPr>
-      <w:r>
-        <w:t>Build a known series circuit and verify that it behaves as predicted.</w:t>
-      </w:r>
-    </w:p>
-    <w:p>
-      <w:pPr>
-        <w:pStyle w:val="ListNumber"/>
-      </w:pPr>
-      <w:r>
-        <w:t>Use the measured values from that circuit as a trusted baseline, or electrical fingerprint.</w:t>
-      </w:r>
-    </w:p>
-    <w:p>
-      <w:pPr>
-        <w:pStyle w:val="ListNumber"/>
-      </w:pPr>
-      <w:r>
-        <w:t>Investigate incident devices built from the same intended circuit, but with one concealed change.</w:t>
-      </w:r>
-    </w:p>
-    <w:p>
-      <w:r>
-        <w:t>Voltage reference: throughout this report, VA, VB, and VG mean the voltage at A, B, or G relative to V−/COM. In the baseline circuit, G is directly connected to V−/COM, so they are the same reference node.</w:t>
-      </w:r>
-    </w:p>
-    <w:p>
-      <w:pPr>
-        <w:pStyle w:val="Heading1"/>
-      </w:pPr>
-      <w:r>
-        <w:t xml:space="preserve">Table 1 - </w:t>
-      </w:r>
-      <w:r>
-        <w:t>Baseline Component Measurements</w:t>
+        <w:t>Table 1 - Baseline Component Measurements</w:t>
       </w:r>
       <w:r>
         <w:t xml:space="preserve"> (10)</w:t>
@@ -591,11 +543,11 @@
     <w:tbl>
       <w:tblPr>
         <w:tblStyle w:val="TableGrid"/>
-        <w:tblW w:w="0" w:type="auto"/>
+        <w:tblW w:w="11187" w:type="dxa"/>
         <w:tblLook w:val="04A0" w:firstRow="1" w:lastRow="0" w:firstColumn="1" w:lastColumn="0" w:noHBand="0" w:noVBand="1"/>
       </w:tblPr>
       <w:tblGrid>
-        <w:gridCol w:w="1863"/>
+        <w:gridCol w:w="2178"/>
         <w:gridCol w:w="2579"/>
         <w:gridCol w:w="2809"/>
         <w:gridCol w:w="3621"/>
@@ -607,7 +559,7 @@
         </w:trPr>
         <w:tc>
           <w:tcPr>
-            <w:tcW w:w="2302" w:type="dxa"/>
+            <w:tcW w:w="2178" w:type="dxa"/>
             <w:shd w:val="clear" w:color="auto" w:fill="17324D"/>
             <w:vAlign w:val="center"/>
           </w:tcPr>
@@ -627,7 +579,7 @@
         </w:tc>
         <w:tc>
           <w:tcPr>
-            <w:tcW w:w="3386" w:type="dxa"/>
+            <w:tcW w:w="2579" w:type="dxa"/>
             <w:shd w:val="clear" w:color="auto" w:fill="17324D"/>
             <w:vAlign w:val="center"/>
           </w:tcPr>
@@ -647,7 +599,7 @@
         </w:tc>
         <w:tc>
           <w:tcPr>
-            <w:tcW w:w="3722" w:type="dxa"/>
+            <w:tcW w:w="2809" w:type="dxa"/>
             <w:shd w:val="clear" w:color="auto" w:fill="17324D"/>
             <w:vAlign w:val="center"/>
           </w:tcPr>
@@ -667,7 +619,7 @@
         </w:tc>
         <w:tc>
           <w:tcPr>
-            <w:tcW w:w="4918" w:type="dxa"/>
+            <w:tcW w:w="3621" w:type="dxa"/>
             <w:shd w:val="clear" w:color="auto" w:fill="17324D"/>
             <w:vAlign w:val="center"/>
           </w:tcPr>
@@ -697,43 +649,36 @@
         </w:trPr>
         <w:tc>
           <w:tcPr>
-            <w:tcW w:w="2302" w:type="dxa"/>
+            <w:tcW w:w="2178" w:type="dxa"/>
             <w:vAlign w:val="center"/>
           </w:tcPr>
           <w:p>
             <w:pPr>
               <w:spacing w:after="0"/>
+              <w:rPr>
+                <w:sz w:val="17"/>
+                <w:szCs w:val="17"/>
+              </w:rPr>
             </w:pPr>
             <w:r>
               <w:rPr>
                 <w:sz w:val="17"/>
+                <w:szCs w:val="17"/>
               </w:rPr>
-              <w:t xml:space="preserve">Total resistance </w:t>
+              <w:t>Total resistance (R</w:t>
             </w:r>
             <w:r>
               <w:rPr>
                 <w:sz w:val="17"/>
+                <w:szCs w:val="17"/>
+                <w:vertAlign w:val="subscript"/>
               </w:rPr>
-              <w:t>(</w:t>
-            </w:r>
-            <w:proofErr w:type="spellStart"/>
-            <w:r>
-              <w:rPr>
-                <w:sz w:val="17"/>
-              </w:rPr>
-              <w:t>R</w:t>
+              <w:t>total</w:t>
             </w:r>
             <w:r>
               <w:rPr>
                 <w:sz w:val="17"/>
-                <w:vertAlign w:val="subscript"/>
-              </w:rPr>
-              <w:t>total</w:t>
-            </w:r>
-            <w:proofErr w:type="spellEnd"/>
-            <w:r>
-              <w:rPr>
-                <w:sz w:val="17"/>
+                <w:szCs w:val="17"/>
               </w:rPr>
               <w:t>)</w:t>
             </w:r>
@@ -741,7 +686,7 @@
         </w:tc>
         <w:tc>
           <w:tcPr>
-            <w:tcW w:w="3386" w:type="dxa"/>
+            <w:tcW w:w="2579" w:type="dxa"/>
             <w:vAlign w:val="center"/>
           </w:tcPr>
           <w:p>
@@ -752,7 +697,7 @@
         </w:tc>
         <w:tc>
           <w:tcPr>
-            <w:tcW w:w="3722" w:type="dxa"/>
+            <w:tcW w:w="2809" w:type="dxa"/>
             <w:vAlign w:val="center"/>
           </w:tcPr>
           <w:p>
@@ -763,7 +708,7 @@
         </w:tc>
         <w:tc>
           <w:tcPr>
-            <w:tcW w:w="4918" w:type="dxa"/>
+            <w:tcW w:w="3621" w:type="dxa"/>
           </w:tcPr>
           <w:p>
             <w:pPr>
@@ -778,33 +723,27 @@
         </w:trPr>
         <w:tc>
           <w:tcPr>
-            <w:tcW w:w="2302" w:type="dxa"/>
+            <w:tcW w:w="2178" w:type="dxa"/>
             <w:vAlign w:val="center"/>
           </w:tcPr>
           <w:p>
+            <w:pPr>
+              <w:rPr>
+                <w:sz w:val="17"/>
+                <w:szCs w:val="17"/>
+              </w:rPr>
+            </w:pPr>
             <w:r>
               <w:rPr>
                 <w:sz w:val="17"/>
+                <w:szCs w:val="17"/>
               </w:rPr>
-              <w:t xml:space="preserve">R1 voltage </w:t>
-            </w:r>
-            <w:proofErr w:type="gramStart"/>
-            <w:r>
-              <w:rPr>
-                <w:sz w:val="17"/>
-              </w:rPr>
-              <w:t>drop</w:t>
-            </w:r>
-            <w:proofErr w:type="gramEnd"/>
-            <w:r>
-              <w:rPr>
-                <w:sz w:val="17"/>
-              </w:rPr>
-              <w:t xml:space="preserve"> (V</w:t>
+              <w:t>R1 voltage drop (V</w:t>
             </w:r>
             <w:r>
               <w:rPr>
                 <w:sz w:val="17"/>
+                <w:szCs w:val="17"/>
                 <w:vertAlign w:val="subscript"/>
               </w:rPr>
               <w:t>R1</w:t>
@@ -812,6 +751,7 @@
             <w:r>
               <w:rPr>
                 <w:sz w:val="17"/>
+                <w:szCs w:val="17"/>
               </w:rPr>
               <w:t>)</w:t>
             </w:r>
@@ -819,7 +759,7 @@
         </w:tc>
         <w:tc>
           <w:tcPr>
-            <w:tcW w:w="3386" w:type="dxa"/>
+            <w:tcW w:w="2579" w:type="dxa"/>
             <w:vAlign w:val="center"/>
           </w:tcPr>
           <w:p>
@@ -830,7 +770,7 @@
         </w:tc>
         <w:tc>
           <w:tcPr>
-            <w:tcW w:w="3722" w:type="dxa"/>
+            <w:tcW w:w="2809" w:type="dxa"/>
             <w:vAlign w:val="center"/>
           </w:tcPr>
           <w:p>
@@ -841,7 +781,7 @@
         </w:tc>
         <w:tc>
           <w:tcPr>
-            <w:tcW w:w="4918" w:type="dxa"/>
+            <w:tcW w:w="3621" w:type="dxa"/>
           </w:tcPr>
           <w:p>
             <w:pPr>
@@ -856,19 +796,59 @@
         </w:trPr>
         <w:tc>
           <w:tcPr>
-            <w:tcW w:w="2302" w:type="dxa"/>
+            <w:tcW w:w="2178" w:type="dxa"/>
             <w:shd w:val="clear" w:color="auto" w:fill="EAF2F7"/>
             <w:vAlign w:val="center"/>
           </w:tcPr>
           <w:p>
+            <w:pPr>
+              <w:rPr>
+                <w:sz w:val="17"/>
+                <w:szCs w:val="17"/>
+              </w:rPr>
+            </w:pPr>
             <w:r>
-              <w:t>R2 voltage drop (VR2)</w:t>
+              <w:rPr>
+                <w:sz w:val="17"/>
+                <w:szCs w:val="17"/>
+              </w:rPr>
+              <w:t>R2 voltage drop (</w:t>
+            </w:r>
+            <w:r>
+              <w:rPr>
+                <w:sz w:val="17"/>
+                <w:szCs w:val="17"/>
+              </w:rPr>
+              <w:t>V</w:t>
+            </w:r>
+            <w:r>
+              <w:rPr>
+                <w:sz w:val="17"/>
+                <w:szCs w:val="17"/>
+                <w:vertAlign w:val="subscript"/>
+              </w:rPr>
+              <w:t>R</w:t>
+            </w:r>
+            <w:r>
+              <w:rPr>
+                <w:sz w:val="17"/>
+                <w:szCs w:val="17"/>
+                <w:vertAlign w:val="subscript"/>
+              </w:rPr>
+              <w:t>2</w:t>
+            </w:r>
+            <w:r>
+              <w:rPr>
+                <w:sz w:val="17"/>
+                <w:szCs w:val="17"/>
+              </w:rPr>
+              <w:t>)</w:t>
             </w:r>
           </w:p>
         </w:tc>
         <w:tc>
           <w:tcPr>
-            <w:tcW w:w="3386" w:type="dxa"/>
+            <w:tcW w:w="2579" w:type="dxa"/>
             <w:shd w:val="clear" w:color="auto" w:fill="EAF2F7"/>
             <w:vAlign w:val="center"/>
           </w:tcPr>
@@ -880,7 +860,7 @@
         </w:tc>
         <w:tc>
           <w:tcPr>
-            <w:tcW w:w="3722" w:type="dxa"/>
+            <w:tcW w:w="2809" w:type="dxa"/>
             <w:shd w:val="clear" w:color="auto" w:fill="EAF2F7"/>
             <w:vAlign w:val="center"/>
           </w:tcPr>
@@ -892,7 +872,7 @@
         </w:tc>
         <w:tc>
           <w:tcPr>
-            <w:tcW w:w="4918" w:type="dxa"/>
+            <w:tcW w:w="3621" w:type="dxa"/>
             <w:shd w:val="clear" w:color="auto" w:fill="EAF2F7"/>
           </w:tcPr>
           <w:p>
@@ -908,56 +888,36 @@
         </w:trPr>
         <w:tc>
           <w:tcPr>
-            <w:tcW w:w="2302" w:type="dxa"/>
+            <w:tcW w:w="2178" w:type="dxa"/>
             <w:vAlign w:val="center"/>
           </w:tcPr>
           <w:p>
             <w:pPr>
               <w:spacing w:after="0"/>
+              <w:rPr>
+                <w:sz w:val="17"/>
+                <w:szCs w:val="17"/>
+              </w:rPr>
             </w:pPr>
             <w:r>
               <w:rPr>
                 <w:sz w:val="17"/>
+                <w:szCs w:val="17"/>
               </w:rPr>
-              <w:t xml:space="preserve">R3 voltage </w:t>
-            </w:r>
-            <w:proofErr w:type="gramStart"/>
-            <w:r>
-              <w:rPr>
-                <w:sz w:val="17"/>
-              </w:rPr>
-              <w:t>drop</w:t>
-            </w:r>
-            <w:proofErr w:type="gramEnd"/>
-            <w:r>
-              <w:rPr>
-                <w:sz w:val="17"/>
-              </w:rPr>
-              <w:t xml:space="preserve"> </w:t>
+              <w:t>R3 voltage drop (V</w:t>
             </w:r>
             <w:r>
               <w:rPr>
                 <w:sz w:val="17"/>
+                <w:szCs w:val="17"/>
+                <w:vertAlign w:val="subscript"/>
               </w:rPr>
-              <w:t>(V</w:t>
+              <w:t>R3</w:t>
             </w:r>
             <w:r>
               <w:rPr>
                 <w:sz w:val="17"/>
-                <w:vertAlign w:val="subscript"/>
-              </w:rPr>
-              <w:t>R</w:t>
-            </w:r>
-            <w:r>
-              <w:rPr>
-                <w:sz w:val="17"/>
-                <w:vertAlign w:val="subscript"/>
-              </w:rPr>
-              <w:t>3</w:t>
-            </w:r>
-            <w:r>
-              <w:rPr>
-                <w:sz w:val="17"/>
+                <w:szCs w:val="17"/>
               </w:rPr>
               <w:t>)</w:t>
             </w:r>
@@ -965,7 +925,7 @@
         </w:tc>
         <w:tc>
           <w:tcPr>
-            <w:tcW w:w="3386" w:type="dxa"/>
+            <w:tcW w:w="2579" w:type="dxa"/>
             <w:vAlign w:val="center"/>
           </w:tcPr>
           <w:p>
@@ -976,7 +936,7 @@
         </w:tc>
         <w:tc>
           <w:tcPr>
-            <w:tcW w:w="3722" w:type="dxa"/>
+            <w:tcW w:w="2809" w:type="dxa"/>
             <w:vAlign w:val="center"/>
           </w:tcPr>
           <w:p>
@@ -987,7 +947,7 @@
         </w:tc>
         <w:tc>
           <w:tcPr>
-            <w:tcW w:w="4918" w:type="dxa"/>
+            <w:tcW w:w="3621" w:type="dxa"/>
           </w:tcPr>
           <w:p>
             <w:pPr>
@@ -1002,19 +962,65 @@
         </w:trPr>
         <w:tc>
           <w:tcPr>
-            <w:tcW w:w="2302" w:type="dxa"/>
+            <w:tcW w:w="2178" w:type="dxa"/>
             <w:shd w:val="clear" w:color="auto" w:fill="EAF2F7"/>
             <w:vAlign w:val="center"/>
           </w:tcPr>
           <w:p>
+            <w:pPr>
+              <w:rPr>
+                <w:sz w:val="17"/>
+                <w:szCs w:val="17"/>
+              </w:rPr>
+            </w:pPr>
             <w:r>
-              <w:t>Node A relative to V−/COM (VA)</w:t>
+              <w:rPr>
+                <w:sz w:val="17"/>
+                <w:szCs w:val="17"/>
+              </w:rPr>
+              <w:t>Node A relative to V</w:t>
+            </w:r>
+            <w:r>
+              <w:rPr>
+                <w:sz w:val="17"/>
+                <w:szCs w:val="17"/>
+              </w:rPr>
+              <w:t>-</w:t>
+            </w:r>
+            <w:r>
+              <w:rPr>
+                <w:sz w:val="17"/>
+                <w:szCs w:val="17"/>
+              </w:rPr>
+              <w:t xml:space="preserve"> (</w:t>
+            </w:r>
+            <w:r>
+              <w:rPr>
+                <w:sz w:val="17"/>
+                <w:szCs w:val="17"/>
+              </w:rPr>
+              <w:t>V</w:t>
+            </w:r>
+            <w:r>
+              <w:rPr>
+                <w:sz w:val="17"/>
+                <w:szCs w:val="17"/>
+                <w:vertAlign w:val="subscript"/>
+              </w:rPr>
+              <w:t>A</w:t>
+            </w:r>
+            <w:r>
+              <w:rPr>
+                <w:sz w:val="17"/>
+                <w:szCs w:val="17"/>
+              </w:rPr>
+              <w:t>)</w:t>
             </w:r>
           </w:p>
         </w:tc>
         <w:tc>
           <w:tcPr>
-            <w:tcW w:w="3386" w:type="dxa"/>
+            <w:tcW w:w="2579" w:type="dxa"/>
             <w:shd w:val="clear" w:color="auto" w:fill="EAF2F7"/>
             <w:vAlign w:val="center"/>
           </w:tcPr>
@@ -1026,7 +1032,7 @@
         </w:tc>
         <w:tc>
           <w:tcPr>
-            <w:tcW w:w="3722" w:type="dxa"/>
+            <w:tcW w:w="2809" w:type="dxa"/>
             <w:shd w:val="clear" w:color="auto" w:fill="EAF2F7"/>
             <w:vAlign w:val="center"/>
           </w:tcPr>
@@ -1038,7 +1044,7 @@
         </w:tc>
         <w:tc>
           <w:tcPr>
-            <w:tcW w:w="4918" w:type="dxa"/>
+            <w:tcW w:w="3621" w:type="dxa"/>
             <w:shd w:val="clear" w:color="auto" w:fill="EAF2F7"/>
           </w:tcPr>
           <w:p>
@@ -1054,18 +1060,64 @@
         </w:trPr>
         <w:tc>
           <w:tcPr>
-            <w:tcW w:w="2302" w:type="dxa"/>
+            <w:tcW w:w="2178" w:type="dxa"/>
             <w:vAlign w:val="center"/>
           </w:tcPr>
           <w:p>
+            <w:pPr>
+              <w:rPr>
+                <w:sz w:val="17"/>
+                <w:szCs w:val="17"/>
+              </w:rPr>
+            </w:pPr>
             <w:r>
-              <w:t>Node B relative to V−/COM (VB)</w:t>
+              <w:rPr>
+                <w:sz w:val="17"/>
+                <w:szCs w:val="17"/>
+              </w:rPr>
+              <w:t>Node B relative to V</w:t>
+            </w:r>
+            <w:r>
+              <w:rPr>
+                <w:sz w:val="17"/>
+                <w:szCs w:val="17"/>
+              </w:rPr>
+              <w:t>-</w:t>
+            </w:r>
+            <w:r>
+              <w:rPr>
+                <w:sz w:val="17"/>
+                <w:szCs w:val="17"/>
+              </w:rPr>
+              <w:t xml:space="preserve"> (</w:t>
+            </w:r>
+            <w:r>
+              <w:rPr>
+                <w:sz w:val="17"/>
+                <w:szCs w:val="17"/>
+              </w:rPr>
+              <w:t>V</w:t>
+            </w:r>
+            <w:r>
+              <w:rPr>
+                <w:sz w:val="17"/>
+                <w:szCs w:val="17"/>
+                <w:vertAlign w:val="subscript"/>
+              </w:rPr>
+              <w:t>B</w:t>
+            </w:r>
+            <w:r>
+              <w:rPr>
+                <w:sz w:val="17"/>
+                <w:szCs w:val="17"/>
+              </w:rPr>
+              <w:t>)</w:t>
             </w:r>
           </w:p>
         </w:tc>
         <w:tc>
           <w:tcPr>
-            <w:tcW w:w="3386" w:type="dxa"/>
+            <w:tcW w:w="2579" w:type="dxa"/>
             <w:vAlign w:val="center"/>
           </w:tcPr>
           <w:p>
@@ -1076,7 +1128,7 @@
         </w:tc>
         <w:tc>
           <w:tcPr>
-            <w:tcW w:w="3722" w:type="dxa"/>
+            <w:tcW w:w="2809" w:type="dxa"/>
             <w:vAlign w:val="center"/>
           </w:tcPr>
           <w:p>
@@ -1087,7 +1139,7 @@
         </w:tc>
         <w:tc>
           <w:tcPr>
-            <w:tcW w:w="4918" w:type="dxa"/>
+            <w:tcW w:w="3621" w:type="dxa"/>
           </w:tcPr>
           <w:p>
             <w:pPr>
@@ -1102,7 +1154,108 @@
         </w:trPr>
         <w:tc>
           <w:tcPr>
-            <w:tcW w:w="2302" w:type="dxa"/>
+            <w:tcW w:w="2178" w:type="dxa"/>
+            <w:vAlign w:val="center"/>
+          </w:tcPr>
+          <w:p>
+            <w:pPr>
+              <w:rPr>
+                <w:sz w:val="17"/>
+                <w:szCs w:val="17"/>
+              </w:rPr>
+            </w:pPr>
+            <w:r>
+              <w:rPr>
+                <w:sz w:val="17"/>
+                <w:szCs w:val="17"/>
+              </w:rPr>
+              <w:t xml:space="preserve">Node </w:t>
+            </w:r>
+            <w:r>
+              <w:rPr>
+                <w:sz w:val="17"/>
+                <w:szCs w:val="17"/>
+              </w:rPr>
+              <w:t>G</w:t>
+            </w:r>
+            <w:r>
+              <w:rPr>
+                <w:sz w:val="17"/>
+                <w:szCs w:val="17"/>
+              </w:rPr>
+              <w:t xml:space="preserve"> relative to V</w:t>
+            </w:r>
+            <w:r>
+              <w:rPr>
+                <w:sz w:val="17"/>
+                <w:szCs w:val="17"/>
+              </w:rPr>
+              <w:t>-</w:t>
+            </w:r>
+            <w:r>
+              <w:rPr>
+                <w:sz w:val="17"/>
+                <w:szCs w:val="17"/>
+              </w:rPr>
+              <w:t xml:space="preserve"> (V</w:t>
+            </w:r>
+            <w:r>
+              <w:rPr>
+                <w:sz w:val="17"/>
+                <w:szCs w:val="17"/>
+                <w:vertAlign w:val="subscript"/>
+              </w:rPr>
+              <w:t>G</w:t>
+            </w:r>
+            <w:r>
+              <w:rPr>
+                <w:sz w:val="17"/>
+                <w:szCs w:val="17"/>
+              </w:rPr>
+              <w:t>)</w:t>
+            </w:r>
+          </w:p>
+        </w:tc>
+        <w:tc>
+          <w:tcPr>
+            <w:tcW w:w="2579" w:type="dxa"/>
+            <w:vAlign w:val="center"/>
+          </w:tcPr>
+          <w:p>
+            <w:pPr>
+              <w:spacing w:after="0"/>
+            </w:pPr>
+          </w:p>
+        </w:tc>
+        <w:tc>
+          <w:tcPr>
+            <w:tcW w:w="2809" w:type="dxa"/>
+            <w:vAlign w:val="center"/>
+          </w:tcPr>
+          <w:p>
+            <w:pPr>
+              <w:spacing w:after="0"/>
+            </w:pPr>
+          </w:p>
+        </w:tc>
+        <w:tc>
+          <w:tcPr>
+            <w:tcW w:w="3621" w:type="dxa"/>
+          </w:tcPr>
+          <w:p>
+            <w:pPr>
+              <w:spacing w:after="0"/>
+            </w:pPr>
+          </w:p>
+        </w:tc>
+      </w:tr>
+      <w:tr>
+        <w:trPr>
+          <w:trHeight w:val="490"/>
+        </w:trPr>
+        <w:tc>
+          <w:tcPr>
+            <w:tcW w:w="2178" w:type="dxa"/>
             <w:shd w:val="clear" w:color="auto" w:fill="EAF2F7"/>
             <w:vAlign w:val="center"/>
           </w:tcPr>
@@ -1111,46 +1264,28 @@
               <w:spacing w:after="0"/>
               <w:rPr>
                 <w:sz w:val="17"/>
+                <w:szCs w:val="17"/>
               </w:rPr>
             </w:pPr>
-            <w:proofErr w:type="gramStart"/>
             <w:r>
               <w:rPr>
                 <w:sz w:val="17"/>
+                <w:szCs w:val="17"/>
               </w:rPr>
-              <w:t>Series current</w:t>
-            </w:r>
-            <w:proofErr w:type="gramEnd"/>
-            <w:r>
-              <w:rPr>
-                <w:sz w:val="17"/>
-              </w:rPr>
-              <w:t xml:space="preserve"> </w:t>
+              <w:t>Series current (I</w:t>
             </w:r>
             <w:r>
               <w:rPr>
                 <w:sz w:val="17"/>
+                <w:szCs w:val="17"/>
+                <w:vertAlign w:val="subscript"/>
               </w:rPr>
-              <w:t>(</w:t>
-            </w:r>
-            <w:proofErr w:type="spellStart"/>
-            <w:r>
-              <w:rPr>
-                <w:sz w:val="17"/>
-              </w:rPr>
-              <w:t>I</w:t>
+              <w:t>total</w:t>
             </w:r>
             <w:r>
               <w:rPr>
                 <w:sz w:val="17"/>
-                <w:vertAlign w:val="subscript"/>
-              </w:rPr>
-              <w:t>total</w:t>
-            </w:r>
-            <w:proofErr w:type="spellEnd"/>
-            <w:r>
-              <w:rPr>
-                <w:sz w:val="17"/>
+                <w:szCs w:val="17"/>
               </w:rPr>
               <w:t>)</w:t>
             </w:r>
@@ -1158,7 +1293,7 @@
         </w:tc>
         <w:tc>
           <w:tcPr>
-            <w:tcW w:w="3386" w:type="dxa"/>
+            <w:tcW w:w="2579" w:type="dxa"/>
             <w:shd w:val="clear" w:color="auto" w:fill="EAF2F7"/>
             <w:vAlign w:val="center"/>
           </w:tcPr>
@@ -1170,7 +1305,7 @@
         </w:tc>
         <w:tc>
           <w:tcPr>
-            <w:tcW w:w="3722" w:type="dxa"/>
+            <w:tcW w:w="2809" w:type="dxa"/>
             <w:shd w:val="clear" w:color="auto" w:fill="EAF2F7"/>
             <w:vAlign w:val="center"/>
           </w:tcPr>
@@ -1182,7 +1317,7 @@
         </w:tc>
         <w:tc>
           <w:tcPr>
-            <w:tcW w:w="4918" w:type="dxa"/>
+            <w:tcW w:w="3621" w:type="dxa"/>
             <w:shd w:val="clear" w:color="auto" w:fill="EAF2F7"/>
           </w:tcPr>
           <w:p>
@@ -1198,50 +1333,44 @@
         </w:trPr>
         <w:tc>
           <w:tcPr>
-            <w:tcW w:w="2302" w:type="dxa"/>
+            <w:tcW w:w="2178" w:type="dxa"/>
             <w:shd w:val="clear" w:color="auto" w:fill="EAF2F7"/>
             <w:vAlign w:val="center"/>
           </w:tcPr>
           <w:p>
             <w:pPr>
               <w:spacing w:after="0"/>
+              <w:rPr>
+                <w:sz w:val="17"/>
+                <w:szCs w:val="17"/>
+              </w:rPr>
             </w:pPr>
             <w:r>
               <w:rPr>
                 <w:sz w:val="17"/>
+                <w:szCs w:val="17"/>
               </w:rPr>
               <w:t>Total</w:t>
             </w:r>
             <w:r>
               <w:rPr>
                 <w:sz w:val="17"/>
+                <w:szCs w:val="17"/>
               </w:rPr>
-              <w:t xml:space="preserve"> power </w:t>
+              <w:t xml:space="preserve"> power (P</w:t>
             </w:r>
             <w:r>
               <w:rPr>
                 <w:sz w:val="17"/>
+                <w:szCs w:val="17"/>
+                <w:vertAlign w:val="subscript"/>
               </w:rPr>
-              <w:t>(</w:t>
-            </w:r>
-            <w:proofErr w:type="spellStart"/>
-            <w:r>
-              <w:rPr>
-                <w:sz w:val="17"/>
-              </w:rPr>
-              <w:t>P</w:t>
+              <w:t>total</w:t>
             </w:r>
             <w:r>
               <w:rPr>
                 <w:sz w:val="17"/>
-                <w:vertAlign w:val="subscript"/>
-              </w:rPr>
-              <w:t>total</w:t>
-            </w:r>
-            <w:proofErr w:type="spellEnd"/>
-            <w:r>
-              <w:rPr>
-                <w:sz w:val="17"/>
+                <w:szCs w:val="17"/>
               </w:rPr>
               <w:t>)</w:t>
             </w:r>
@@ -1249,7 +1378,7 @@
         </w:tc>
         <w:tc>
           <w:tcPr>
-            <w:tcW w:w="3386" w:type="dxa"/>
+            <w:tcW w:w="2579" w:type="dxa"/>
             <w:shd w:val="clear" w:color="auto" w:fill="EAF2F7"/>
             <w:vAlign w:val="center"/>
           </w:tcPr>
@@ -1261,7 +1390,7 @@
         </w:tc>
         <w:tc>
           <w:tcPr>
-            <w:tcW w:w="3722" w:type="dxa"/>
+            <w:tcW w:w="2809" w:type="dxa"/>
             <w:shd w:val="clear" w:color="auto" w:fill="EAF2F7"/>
             <w:vAlign w:val="center"/>
           </w:tcPr>
@@ -1273,7 +1402,7 @@
         </w:tc>
         <w:tc>
           <w:tcPr>
-            <w:tcW w:w="4918" w:type="dxa"/>
+            <w:tcW w:w="3621" w:type="dxa"/>
             <w:shd w:val="clear" w:color="auto" w:fill="EAF2F7"/>
           </w:tcPr>
           <w:p>
@@ -1284,23 +1413,6 @@
         </w:tc>
       </w:tr>
     </w:tbl>
-    <w:p>
-      <w:pPr>
-        <w:spacing w:after="200"/>
-      </w:pPr>
-    </w:p>
-    <w:p>
-      <w:pPr>
-        <w:spacing w:after="200"/>
-      </w:pPr>
-      <w:r>
-        <w:rPr>
-          <w:i/>
-          <w:iCs/>
-        </w:rPr>
-        <w:t>What happened when you switched the leads?</w:t>
-      </w:r>
-    </w:p>
     <w:p>
       <w:pPr>
         <w:spacing w:after="200"/>
@@ -1364,23 +1476,14 @@
         <w:pStyle w:val="Heading1"/>
       </w:pPr>
       <w:r>
+        <w:lastRenderedPageBreak/>
         <w:t>Table 3 - Incident Device X (20)</w:t>
       </w:r>
-      <w:r/>
-      <w:r/>
-      <w:r/>
     </w:p>
     <w:p>
       <w:r>
-        <w:t>Use the measured values from Table 2 as the trusted baseline. Keep the black DMM probe on V−/COM for every listed node measurement.</w:t>
+        <w:t>Use the measured values from Table 2 as the trusted baseline. Keep the black DMM probe on V− for every listed node measurement.</w:t>
       </w:r>
-      <w:r>
-        <w:rPr>
-          <w:b/>
-          <w:bCs/>
-        </w:rPr>
-      </w:r>
-      <w:r/>
     </w:p>
     <w:tbl>
       <w:tblPr>
@@ -1389,10 +1492,10 @@
         <w:tblLook w:val="04A0" w:firstRow="1" w:lastRow="0" w:firstColumn="1" w:lastColumn="0" w:noHBand="0" w:noVBand="1"/>
       </w:tblPr>
       <w:tblGrid>
-        <w:gridCol w:w="2810"/>
-        <w:gridCol w:w="2678"/>
-        <w:gridCol w:w="2637"/>
-        <w:gridCol w:w="2747"/>
+        <w:gridCol w:w="2797"/>
+        <w:gridCol w:w="2664"/>
+        <w:gridCol w:w="2676"/>
+        <w:gridCol w:w="2735"/>
       </w:tblGrid>
       <w:tr>
         <w:trPr>
@@ -1401,7 +1504,7 @@
         </w:trPr>
         <w:tc>
           <w:tcPr>
-            <w:tcW w:w="3528" w:type="dxa"/>
+            <w:tcW w:w="2797" w:type="dxa"/>
             <w:shd w:val="clear" w:color="auto" w:fill="17324D"/>
             <w:vAlign w:val="center"/>
           </w:tcPr>
@@ -1421,7 +1524,7 @@
         </w:tc>
         <w:tc>
           <w:tcPr>
-            <w:tcW w:w="3528" w:type="dxa"/>
+            <w:tcW w:w="2664" w:type="dxa"/>
             <w:shd w:val="clear" w:color="auto" w:fill="17324D"/>
             <w:vAlign w:val="center"/>
           </w:tcPr>
@@ -1441,7 +1544,7 @@
         </w:tc>
         <w:tc>
           <w:tcPr>
-            <w:tcW w:w="3528" w:type="dxa"/>
+            <w:tcW w:w="2676" w:type="dxa"/>
             <w:shd w:val="clear" w:color="auto" w:fill="17324D"/>
             <w:vAlign w:val="center"/>
           </w:tcPr>
@@ -1453,7 +1556,7 @@
         </w:tc>
         <w:tc>
           <w:tcPr>
-            <w:tcW w:w="3528" w:type="dxa"/>
+            <w:tcW w:w="2735" w:type="dxa"/>
             <w:shd w:val="clear" w:color="auto" w:fill="17324D"/>
             <w:vAlign w:val="center"/>
           </w:tcPr>
@@ -1478,68 +1581,19 @@
         </w:trPr>
         <w:tc>
           <w:tcPr>
-            <w:tcW w:w="3528" w:type="dxa"/>
+            <w:tcW w:w="2797" w:type="dxa"/>
+            <w:shd w:val="clear" w:color="auto" w:fill="EAF2F7"/>
             <w:vAlign w:val="center"/>
           </w:tcPr>
           <w:p>
             <w:r>
-              <w:t>Power-supply output (V+ to V−)</w:t>
+              <w:t>Device V+ (relative to V−)</w:t>
             </w:r>
           </w:p>
         </w:tc>
         <w:tc>
           <w:tcPr>
-            <w:tcW w:w="3528" w:type="dxa"/>
-            <w:vAlign w:val="center"/>
-          </w:tcPr>
-          <w:p>
-            <w:pPr>
-              <w:spacing w:after="0"/>
-            </w:pPr>
-          </w:p>
-        </w:tc>
-        <w:tc>
-          <w:tcPr>
-            <w:tcW w:w="3528" w:type="dxa"/>
-            <w:vAlign w:val="center"/>
-          </w:tcPr>
-          <w:p>
-            <w:pPr>
-              <w:spacing w:after="0"/>
-            </w:pPr>
-          </w:p>
-        </w:tc>
-        <w:tc>
-          <w:tcPr>
-            <w:tcW w:w="3528" w:type="dxa"/>
-            <w:vAlign w:val="center"/>
-          </w:tcPr>
-          <w:p>
-            <w:pPr>
-              <w:spacing w:after="0"/>
-            </w:pPr>
-          </w:p>
-        </w:tc>
-      </w:tr>
-      <w:tr>
-        <w:trPr>
-          <w:trHeight w:val="490"/>
-        </w:trPr>
-        <w:tc>
-          <w:tcPr>
-            <w:tcW w:w="3528" w:type="dxa"/>
-            <w:shd w:val="clear" w:color="auto" w:fill="EAF2F7"/>
-            <w:vAlign w:val="center"/>
-          </w:tcPr>
-          <w:p>
-            <w:r>
-              <w:t>Device V+ (relative to V−/COM)</w:t>
-            </w:r>
-          </w:p>
-        </w:tc>
-        <w:tc>
-          <w:tcPr>
-            <w:tcW w:w="3528" w:type="dxa"/>
+            <w:tcW w:w="2664" w:type="dxa"/>
             <w:shd w:val="clear" w:color="auto" w:fill="EAF2F7"/>
             <w:vAlign w:val="center"/>
           </w:tcPr>
@@ -1551,7 +1605,7 @@
         </w:tc>
         <w:tc>
           <w:tcPr>
-            <w:tcW w:w="3528" w:type="dxa"/>
+            <w:tcW w:w="2676" w:type="dxa"/>
             <w:shd w:val="clear" w:color="auto" w:fill="EAF2F7"/>
             <w:vAlign w:val="center"/>
           </w:tcPr>
@@ -1563,7 +1617,7 @@
         </w:tc>
         <w:tc>
           <w:tcPr>
-            <w:tcW w:w="3528" w:type="dxa"/>
+            <w:tcW w:w="2735" w:type="dxa"/>
             <w:shd w:val="clear" w:color="auto" w:fill="EAF2F7"/>
             <w:vAlign w:val="center"/>
           </w:tcPr>
@@ -1580,18 +1634,29 @@
         </w:trPr>
         <w:tc>
           <w:tcPr>
-            <w:tcW w:w="3528" w:type="dxa"/>
+            <w:tcW w:w="2797" w:type="dxa"/>
             <w:vAlign w:val="center"/>
           </w:tcPr>
           <w:p>
+            <w:pPr>
+              <w:rPr>
+                <w:vertAlign w:val="subscript"/>
+              </w:rPr>
+            </w:pPr>
             <w:r>
-              <w:t>Node A (relative to V−/COM)</w:t>
+              <w:t>V</w:t>
+            </w:r>
+            <w:r>
+              <w:rPr>
+                <w:vertAlign w:val="subscript"/>
+              </w:rPr>
+              <w:t>A</w:t>
             </w:r>
           </w:p>
         </w:tc>
         <w:tc>
           <w:tcPr>
-            <w:tcW w:w="3528" w:type="dxa"/>
+            <w:tcW w:w="2664" w:type="dxa"/>
             <w:vAlign w:val="center"/>
           </w:tcPr>
           <w:p>
@@ -1602,7 +1667,7 @@
         </w:tc>
         <w:tc>
           <w:tcPr>
-            <w:tcW w:w="3528" w:type="dxa"/>
+            <w:tcW w:w="2676" w:type="dxa"/>
             <w:vAlign w:val="center"/>
           </w:tcPr>
           <w:p>
@@ -1613,7 +1678,7 @@
         </w:tc>
         <w:tc>
           <w:tcPr>
-            <w:tcW w:w="3528" w:type="dxa"/>
+            <w:tcW w:w="2735" w:type="dxa"/>
             <w:vAlign w:val="center"/>
           </w:tcPr>
           <w:p>
@@ -1629,19 +1694,25 @@
         </w:trPr>
         <w:tc>
           <w:tcPr>
-            <w:tcW w:w="3528" w:type="dxa"/>
+            <w:tcW w:w="2797" w:type="dxa"/>
             <w:shd w:val="clear" w:color="auto" w:fill="EAF2F7"/>
             <w:vAlign w:val="center"/>
           </w:tcPr>
           <w:p>
             <w:r>
-              <w:t>Node B (relative to V−/COM)</w:t>
+              <w:t>V</w:t>
+            </w:r>
+            <w:r>
+              <w:rPr>
+                <w:vertAlign w:val="subscript"/>
+              </w:rPr>
+              <w:t>B</w:t>
             </w:r>
           </w:p>
         </w:tc>
         <w:tc>
           <w:tcPr>
-            <w:tcW w:w="3528" w:type="dxa"/>
+            <w:tcW w:w="2664" w:type="dxa"/>
             <w:shd w:val="clear" w:color="auto" w:fill="EAF2F7"/>
             <w:vAlign w:val="center"/>
           </w:tcPr>
@@ -1653,7 +1724,7 @@
         </w:tc>
         <w:tc>
           <w:tcPr>
-            <w:tcW w:w="3528" w:type="dxa"/>
+            <w:tcW w:w="2676" w:type="dxa"/>
             <w:shd w:val="clear" w:color="auto" w:fill="EAF2F7"/>
             <w:vAlign w:val="center"/>
           </w:tcPr>
@@ -1665,7 +1736,7 @@
         </w:tc>
         <w:tc>
           <w:tcPr>
-            <w:tcW w:w="3528" w:type="dxa"/>
+            <w:tcW w:w="2735" w:type="dxa"/>
             <w:shd w:val="clear" w:color="auto" w:fill="EAF2F7"/>
             <w:vAlign w:val="center"/>
           </w:tcPr>
@@ -1682,18 +1753,24 @@
         </w:trPr>
         <w:tc>
           <w:tcPr>
-            <w:tcW w:w="3528" w:type="dxa"/>
+            <w:tcW w:w="2797" w:type="dxa"/>
             <w:vAlign w:val="center"/>
           </w:tcPr>
           <w:p>
             <w:r>
-              <w:t>Node G (relative to V−/COM)</w:t>
+              <w:t>V</w:t>
+            </w:r>
+            <w:r>
+              <w:rPr>
+                <w:vertAlign w:val="subscript"/>
+              </w:rPr>
+              <w:t>G</w:t>
             </w:r>
           </w:p>
         </w:tc>
         <w:tc>
           <w:tcPr>
-            <w:tcW w:w="3528" w:type="dxa"/>
+            <w:tcW w:w="2664" w:type="dxa"/>
             <w:vAlign w:val="center"/>
           </w:tcPr>
           <w:p>
@@ -1704,7 +1781,7 @@
         </w:tc>
         <w:tc>
           <w:tcPr>
-            <w:tcW w:w="3528" w:type="dxa"/>
+            <w:tcW w:w="2676" w:type="dxa"/>
             <w:vAlign w:val="center"/>
           </w:tcPr>
           <w:p>
@@ -1715,7 +1792,7 @@
         </w:tc>
         <w:tc>
           <w:tcPr>
-            <w:tcW w:w="3528" w:type="dxa"/>
+            <w:tcW w:w="2735" w:type="dxa"/>
             <w:vAlign w:val="center"/>
           </w:tcPr>
           <w:p>
@@ -1778,28 +1855,6 @@
           <w:ilvl w:val="0"/>
           <w:numId w:val="0"/>
         </w:numPr>
-        <w:ind w:left="360" w:hanging="360"/>
-        <w:rPr>
-          <w:i/>
-          <w:iCs/>
-        </w:rPr>
-      </w:pPr>
-      <w:r>
-        <w:rPr>
-          <w:i/>
-          <w:iCs/>
-        </w:rPr>
-        <w:t>What other things could have happened to the circuit to have this behavior?</w:t>
-      </w:r>
-    </w:p>
-    <w:p>
-      <w:pPr>
-        <w:pStyle w:val="ListBullet"/>
-        <w:numPr>
-          <w:ilvl w:val="0"/>
-          <w:numId w:val="0"/>
-        </w:numPr>
-        <w:ind w:left="360"/>
       </w:pPr>
     </w:p>
     <w:p>
@@ -1809,21 +1864,11 @@
       <w:r>
         <w:t>Table 4 - Incident Device Y (20)</w:t>
       </w:r>
-      <w:r/>
-      <w:r/>
-      <w:r/>
     </w:p>
     <w:p>
       <w:r>
         <w:t>Use the measured values from Table 2 as the trusted baseline. Keep the black DMM probe on V−/COM for every listed node measurement.</w:t>
       </w:r>
-      <w:r>
-        <w:rPr>
-          <w:b/>
-          <w:bCs/>
-        </w:rPr>
-      </w:r>
-      <w:r/>
     </w:p>
     <w:tbl>
       <w:tblPr>
@@ -1832,10 +1877,10 @@
         <w:tblLook w:val="04A0" w:firstRow="1" w:lastRow="0" w:firstColumn="1" w:lastColumn="0" w:noHBand="0" w:noVBand="1"/>
       </w:tblPr>
       <w:tblGrid>
-        <w:gridCol w:w="2810"/>
-        <w:gridCol w:w="2678"/>
-        <w:gridCol w:w="2637"/>
-        <w:gridCol w:w="2747"/>
+        <w:gridCol w:w="2797"/>
+        <w:gridCol w:w="2664"/>
+        <w:gridCol w:w="2676"/>
+        <w:gridCol w:w="2735"/>
       </w:tblGrid>
       <w:tr>
         <w:trPr>
@@ -1844,7 +1889,7 @@
         </w:trPr>
         <w:tc>
           <w:tcPr>
-            <w:tcW w:w="3528" w:type="dxa"/>
+            <w:tcW w:w="2797" w:type="dxa"/>
             <w:shd w:val="clear" w:color="auto" w:fill="17324D"/>
             <w:vAlign w:val="center"/>
           </w:tcPr>
@@ -1864,7 +1909,7 @@
         </w:tc>
         <w:tc>
           <w:tcPr>
-            <w:tcW w:w="3528" w:type="dxa"/>
+            <w:tcW w:w="2664" w:type="dxa"/>
             <w:shd w:val="clear" w:color="auto" w:fill="17324D"/>
             <w:vAlign w:val="center"/>
           </w:tcPr>
@@ -1884,7 +1929,7 @@
         </w:tc>
         <w:tc>
           <w:tcPr>
-            <w:tcW w:w="3528" w:type="dxa"/>
+            <w:tcW w:w="2676" w:type="dxa"/>
             <w:shd w:val="clear" w:color="auto" w:fill="17324D"/>
             <w:vAlign w:val="center"/>
           </w:tcPr>
@@ -1896,7 +1941,7 @@
         </w:tc>
         <w:tc>
           <w:tcPr>
-            <w:tcW w:w="3528" w:type="dxa"/>
+            <w:tcW w:w="2735" w:type="dxa"/>
             <w:shd w:val="clear" w:color="auto" w:fill="17324D"/>
             <w:vAlign w:val="center"/>
           </w:tcPr>
@@ -1921,18 +1966,18 @@
         </w:trPr>
         <w:tc>
           <w:tcPr>
-            <w:tcW w:w="3528" w:type="dxa"/>
+            <w:tcW w:w="2797" w:type="dxa"/>
             <w:vAlign w:val="center"/>
           </w:tcPr>
           <w:p>
             <w:r>
-              <w:t>Power-supply output (V+ to V−)</w:t>
+              <w:t>Device V+ (relative to V−)</w:t>
             </w:r>
           </w:p>
         </w:tc>
         <w:tc>
           <w:tcPr>
-            <w:tcW w:w="3528" w:type="dxa"/>
+            <w:tcW w:w="2664" w:type="dxa"/>
             <w:vAlign w:val="center"/>
           </w:tcPr>
           <w:p>
@@ -1943,7 +1988,7 @@
         </w:tc>
         <w:tc>
           <w:tcPr>
-            <w:tcW w:w="3528" w:type="dxa"/>
+            <w:tcW w:w="2676" w:type="dxa"/>
             <w:vAlign w:val="center"/>
           </w:tcPr>
           <w:p>
@@ -1954,7 +1999,7 @@
         </w:tc>
         <w:tc>
           <w:tcPr>
-            <w:tcW w:w="3528" w:type="dxa"/>
+            <w:tcW w:w="2735" w:type="dxa"/>
             <w:vAlign w:val="center"/>
           </w:tcPr>
           <w:p>
@@ -1970,19 +2015,25 @@
         </w:trPr>
         <w:tc>
           <w:tcPr>
-            <w:tcW w:w="3528" w:type="dxa"/>
+            <w:tcW w:w="2797" w:type="dxa"/>
             <w:shd w:val="clear" w:color="auto" w:fill="EAF2F7"/>
             <w:vAlign w:val="center"/>
           </w:tcPr>
           <w:p>
             <w:r>
-              <w:t>Device V+ (relative to V−/COM)</w:t>
+              <w:t>V</w:t>
+            </w:r>
+            <w:r>
+              <w:rPr>
+                <w:vertAlign w:val="subscript"/>
+              </w:rPr>
+              <w:t>A</w:t>
             </w:r>
           </w:p>
         </w:tc>
         <w:tc>
           <w:tcPr>
-            <w:tcW w:w="3528" w:type="dxa"/>
+            <w:tcW w:w="2664" w:type="dxa"/>
             <w:shd w:val="clear" w:color="auto" w:fill="EAF2F7"/>
             <w:vAlign w:val="center"/>
           </w:tcPr>
@@ -1994,7 +2045,7 @@
         </w:tc>
         <w:tc>
           <w:tcPr>
-            <w:tcW w:w="3528" w:type="dxa"/>
+            <w:tcW w:w="2676" w:type="dxa"/>
             <w:shd w:val="clear" w:color="auto" w:fill="EAF2F7"/>
             <w:vAlign w:val="center"/>
           </w:tcPr>
@@ -2006,7 +2057,7 @@
         </w:tc>
         <w:tc>
           <w:tcPr>
-            <w:tcW w:w="3528" w:type="dxa"/>
+            <w:tcW w:w="2735" w:type="dxa"/>
             <w:shd w:val="clear" w:color="auto" w:fill="EAF2F7"/>
             <w:vAlign w:val="center"/>
           </w:tcPr>
@@ -2023,18 +2074,24 @@
         </w:trPr>
         <w:tc>
           <w:tcPr>
-            <w:tcW w:w="3528" w:type="dxa"/>
+            <w:tcW w:w="2797" w:type="dxa"/>
             <w:vAlign w:val="center"/>
           </w:tcPr>
           <w:p>
             <w:r>
-              <w:t>Node A (relative to V−/COM)</w:t>
+              <w:t>V</w:t>
+            </w:r>
+            <w:r>
+              <w:rPr>
+                <w:vertAlign w:val="subscript"/>
+              </w:rPr>
+              <w:t>B</w:t>
             </w:r>
           </w:p>
         </w:tc>
         <w:tc>
           <w:tcPr>
-            <w:tcW w:w="3528" w:type="dxa"/>
+            <w:tcW w:w="2664" w:type="dxa"/>
             <w:vAlign w:val="center"/>
           </w:tcPr>
           <w:p>
@@ -2045,7 +2102,7 @@
         </w:tc>
         <w:tc>
           <w:tcPr>
-            <w:tcW w:w="3528" w:type="dxa"/>
+            <w:tcW w:w="2676" w:type="dxa"/>
             <w:vAlign w:val="center"/>
           </w:tcPr>
           <w:p>
@@ -2056,7 +2113,7 @@
         </w:tc>
         <w:tc>
           <w:tcPr>
-            <w:tcW w:w="3528" w:type="dxa"/>
+            <w:tcW w:w="2735" w:type="dxa"/>
             <w:vAlign w:val="center"/>
           </w:tcPr>
           <w:p>
@@ -2072,19 +2129,25 @@
         </w:trPr>
         <w:tc>
           <w:tcPr>
-            <w:tcW w:w="3528" w:type="dxa"/>
+            <w:tcW w:w="2797" w:type="dxa"/>
             <w:shd w:val="clear" w:color="auto" w:fill="EAF2F7"/>
             <w:vAlign w:val="center"/>
           </w:tcPr>
           <w:p>
             <w:r>
-              <w:t>Node B (relative to V−/COM)</w:t>
+              <w:t>V</w:t>
+            </w:r>
+            <w:r>
+              <w:rPr>
+                <w:vertAlign w:val="subscript"/>
+              </w:rPr>
+              <w:t>G</w:t>
             </w:r>
           </w:p>
         </w:tc>
         <w:tc>
           <w:tcPr>
-            <w:tcW w:w="3528" w:type="dxa"/>
+            <w:tcW w:w="2664" w:type="dxa"/>
             <w:shd w:val="clear" w:color="auto" w:fill="EAF2F7"/>
             <w:vAlign w:val="center"/>
           </w:tcPr>
@@ -2096,7 +2159,7 @@
         </w:tc>
         <w:tc>
           <w:tcPr>
-            <w:tcW w:w="3528" w:type="dxa"/>
+            <w:tcW w:w="2676" w:type="dxa"/>
             <w:shd w:val="clear" w:color="auto" w:fill="EAF2F7"/>
             <w:vAlign w:val="center"/>
           </w:tcPr>
@@ -2108,57 +2171,8 @@
         </w:tc>
         <w:tc>
           <w:tcPr>
-            <w:tcW w:w="3528" w:type="dxa"/>
+            <w:tcW w:w="2735" w:type="dxa"/>
             <w:shd w:val="clear" w:color="auto" w:fill="EAF2F7"/>
-            <w:vAlign w:val="center"/>
-          </w:tcPr>
-          <w:p>
-            <w:pPr>
-              <w:spacing w:after="0"/>
-            </w:pPr>
-          </w:p>
-        </w:tc>
-      </w:tr>
-      <w:tr>
-        <w:trPr>
-          <w:trHeight w:val="490"/>
-        </w:trPr>
-        <w:tc>
-          <w:tcPr>
-            <w:tcW w:w="3528" w:type="dxa"/>
-            <w:vAlign w:val="center"/>
-          </w:tcPr>
-          <w:p>
-            <w:r>
-              <w:t>Node G (relative to V−/COM)</w:t>
-            </w:r>
-          </w:p>
-        </w:tc>
-        <w:tc>
-          <w:tcPr>
-            <w:tcW w:w="3528" w:type="dxa"/>
-            <w:vAlign w:val="center"/>
-          </w:tcPr>
-          <w:p>
-            <w:pPr>
-              <w:spacing w:after="0"/>
-            </w:pPr>
-          </w:p>
-        </w:tc>
-        <w:tc>
-          <w:tcPr>
-            <w:tcW w:w="3528" w:type="dxa"/>
-            <w:vAlign w:val="center"/>
-          </w:tcPr>
-          <w:p>
-            <w:pPr>
-              <w:spacing w:after="0"/>
-            </w:pPr>
-          </w:p>
-        </w:tc>
-        <w:tc>
-          <w:tcPr>
-            <w:tcW w:w="3528" w:type="dxa"/>
             <w:vAlign w:val="center"/>
           </w:tcPr>
           <w:p>
@@ -2194,49 +2208,11 @@
           <w:ilvl w:val="0"/>
           <w:numId w:val="0"/>
         </w:numPr>
-        <w:ind w:left="360"/>
-      </w:pPr>
-    </w:p>
-    <w:p>
-      <w:pPr>
-        <w:pStyle w:val="ListBullet"/>
-        <w:numPr>
-          <w:ilvl w:val="0"/>
-          <w:numId w:val="0"/>
-        </w:numPr>
-        <w:ind w:left="360"/>
-      </w:pPr>
-    </w:p>
-    <w:p>
-      <w:pPr>
-        <w:pStyle w:val="ListBullet"/>
-        <w:numPr>
-          <w:ilvl w:val="0"/>
-          <w:numId w:val="0"/>
-        </w:numPr>
-        <w:ind w:left="360"/>
-      </w:pPr>
-    </w:p>
-    <w:p>
-      <w:pPr>
-        <w:pStyle w:val="ListBullet"/>
-        <w:numPr>
-          <w:ilvl w:val="0"/>
-          <w:numId w:val="0"/>
-        </w:numPr>
-        <w:ind w:left="360" w:hanging="360"/>
         <w:rPr>
           <w:i/>
           <w:iCs/>
         </w:rPr>
       </w:pPr>
-      <w:r>
-        <w:rPr>
-          <w:i/>
-          <w:iCs/>
-        </w:rPr>
-        <w:t>What other things could have happened to the circuit to have this behavior?</w:t>
-      </w:r>
       <w:r>
         <w:rPr>
           <w:i/>
@@ -2291,10 +2267,7 @@
     </w:p>
     <w:p>
       <w:r>
-        <w:t xml:space="preserve">Pictured: </w:t>
-      </w:r>
-      <w:r>
-        <w:t xml:space="preserve">Any </w:t>
+        <w:t xml:space="preserve">Pictured: Any </w:t>
       </w:r>
       <w:r>
         <w:t>resistor with the resistance reading in the DMM.</w:t>
@@ -2310,33 +2283,12 @@
         <w:pStyle w:val="Heading2"/>
       </w:pPr>
       <w:r>
-        <w:t xml:space="preserve">Measuring </w:t>
-      </w:r>
-      <w:r>
-        <w:t>Voltage</w:t>
+        <w:t>Measuring Voltage</w:t>
       </w:r>
     </w:p>
     <w:p>
       <w:r>
-        <w:t xml:space="preserve">Pictured: </w:t>
-      </w:r>
-      <w:r>
-        <w:t>T</w:t>
-      </w:r>
-      <w:r>
-        <w:t xml:space="preserve">he </w:t>
-      </w:r>
-      <w:r>
-        <w:t>voltage</w:t>
-      </w:r>
-      <w:r>
-        <w:t xml:space="preserve"> reading </w:t>
-      </w:r>
-      <w:r>
-        <w:t>across any resistor</w:t>
-      </w:r>
-      <w:r>
-        <w:t>.</w:t>
+        <w:t>Pictured: The voltage reading across any resistor.</w:t>
       </w:r>
     </w:p>
     <w:p/>
@@ -2345,21 +2297,12 @@
         <w:pStyle w:val="Heading2"/>
       </w:pPr>
       <w:r>
-        <w:t xml:space="preserve">Measuring </w:t>
-      </w:r>
-      <w:r>
-        <w:t>Current</w:t>
+        <w:t>Measuring Current</w:t>
       </w:r>
     </w:p>
     <w:p>
       <w:r>
-        <w:t xml:space="preserve">Pictured: </w:t>
-      </w:r>
-      <w:r>
-        <w:t>The current reading across the Lab 1 circuit</w:t>
-      </w:r>
-      <w:r>
-        <w:t>.</w:t>
+        <w:t>Pictured: The current reading across the Lab 1 circuit.</w:t>
       </w:r>
     </w:p>
     <w:p/>
@@ -2370,20 +2313,11 @@
       <w:r>
         <w:t>Measurement in Incident Device X</w:t>
       </w:r>
-      <w:r/>
-      <w:proofErr w:type="gramStart"/>
-      <w:r/>
-      <w:proofErr w:type="gramEnd"/>
-      <w:r/>
     </w:p>
     <w:p>
       <w:r>
         <w:t>Pictured: The voltage reading of Node A in Incident Device X.</w:t>
       </w:r>
-      <w:r/>
-      <w:r/>
-      <w:r/>
-      <w:r/>
     </w:p>
     <w:p>
       <w:pPr>
@@ -2405,14 +2339,27 @@
       <w:r>
         <w:t>Measurement in Incident Device Y</w:t>
       </w:r>
-      <w:r/>
     </w:p>
     <w:p>
       <w:r>
         <w:t>Pictured: The voltage reading of Node B in Incident Device Y.</w:t>
       </w:r>
-      <w:r/>
-      <w:r/>
+    </w:p>
+    <w:p>
+      <w:pPr>
+        <w:spacing w:after="200"/>
+        <w:rPr>
+          <w:rFonts w:asciiTheme="majorHAnsi" w:eastAsiaTheme="majorEastAsia" w:hAnsiTheme="majorHAnsi" w:cstheme="majorBidi"/>
+          <w:b/>
+          <w:bCs/>
+          <w:color w:val="17324D"/>
+          <w:sz w:val="30"/>
+          <w:szCs w:val="28"/>
+        </w:rPr>
+      </w:pPr>
+      <w:r>
+        <w:br w:type="page"/>
+      </w:r>
     </w:p>
     <w:p>
       <w:pPr>
@@ -2451,21 +2398,12 @@
         </w:rPr>
         <w:t xml:space="preserve"> this lab. What was easy to do? What was difficult? Why do you think our measured values are different from our theoretical values? What did you </w:t>
       </w:r>
-      <w:proofErr w:type="gramStart"/>
       <w:r>
         <w:rPr>
           <w:i/>
           <w:iCs/>
         </w:rPr>
-        <w:t>learn</w:t>
-      </w:r>
-      <w:proofErr w:type="gramEnd"/>
-      <w:r>
-        <w:rPr>
-          <w:i/>
-          <w:iCs/>
-        </w:rPr>
-        <w:t xml:space="preserve"> </w:t>
+        <w:t xml:space="preserve">learn </w:t>
       </w:r>
       <w:r>
         <w:rPr>
@@ -2473,6 +2411,40 @@
           <w:iCs/>
         </w:rPr>
         <w:t>this lab?</w:t>
+      </w:r>
+      <w:r>
+        <w:rPr>
+          <w:i/>
+          <w:iCs/>
+        </w:rPr>
+        <w:t xml:space="preserve"> In addition, answer these questions:</w:t>
+      </w:r>
+    </w:p>
+    <w:p>
+      <w:pPr>
+        <w:pStyle w:val="ListParagraph"/>
+        <w:numPr>
+          <w:ilvl w:val="0"/>
+          <w:numId w:val="10"/>
+        </w:numPr>
+        <w:rPr>
+          <w:i/>
+          <w:iCs/>
+        </w:rPr>
+      </w:pPr>
+      <w:r>
+        <w:rPr>
+          <w:i/>
+          <w:iCs/>
+        </w:rPr>
+        <w:t xml:space="preserve">Why </w:t>
+      </w:r>
+      <w:r>
+        <w:rPr>
+          <w:i/>
+          <w:iCs/>
+        </w:rPr>
+        <w:t>is the way to measure voltage (parallel) different to measuring current (series)?</w:t>
       </w:r>
     </w:p>
     <w:p/>
@@ -2756,6 +2728,92 @@
       </w:rPr>
     </w:lvl>
   </w:abstractNum>
+  <w:abstractNum w:abstractNumId="9" w15:restartNumberingAfterBreak="0">
+    <w:nsid w:val="465D1A8C"/>
+    <w:multiLevelType w:val="hybridMultilevel"/>
+    <w:tmpl w:val="2D1E205A"/>
+    <w:lvl w:ilvl="0" w:tplc="0409000F">
+      <w:start w:val="1"/>
+      <w:numFmt w:val="decimal"/>
+      <w:lvlText w:val="%1."/>
+      <w:lvlJc w:val="left"/>
+      <w:pPr>
+        <w:ind w:left="720" w:hanging="360"/>
+      </w:pPr>
+    </w:lvl>
+    <w:lvl w:ilvl="1" w:tplc="04090019" w:tentative="1">
+      <w:start w:val="1"/>
+      <w:numFmt w:val="lowerLetter"/>
+      <w:lvlText w:val="%2."/>
+      <w:lvlJc w:val="left"/>
+      <w:pPr>
+        <w:ind w:left="1440" w:hanging="360"/>
+      </w:pPr>
+    </w:lvl>
+    <w:lvl w:ilvl="2" w:tplc="0409001B" w:tentative="1">
+      <w:start w:val="1"/>
+      <w:numFmt w:val="lowerRoman"/>
+      <w:lvlText w:val="%3."/>
+      <w:lvlJc w:val="right"/>
+      <w:pPr>
+        <w:ind w:left="2160" w:hanging="180"/>
+      </w:pPr>
+    </w:lvl>
+    <w:lvl w:ilvl="3" w:tplc="0409000F" w:tentative="1">
+      <w:start w:val="1"/>
+      <w:numFmt w:val="decimal"/>
+      <w:lvlText w:val="%4."/>
+      <w:lvlJc w:val="left"/>
+      <w:pPr>
+        <w:ind w:left="2880" w:hanging="360"/>
+      </w:pPr>
+    </w:lvl>
+    <w:lvl w:ilvl="4" w:tplc="04090019" w:tentative="1">
+      <w:start w:val="1"/>
+      <w:numFmt w:val="lowerLetter"/>
+      <w:lvlText w:val="%5."/>
+      <w:lvlJc w:val="left"/>
+      <w:pPr>
+        <w:ind w:left="3600" w:hanging="360"/>
+      </w:pPr>
+    </w:lvl>
+    <w:lvl w:ilvl="5" w:tplc="0409001B" w:tentative="1">
+      <w:start w:val="1"/>
+      <w:numFmt w:val="lowerRoman"/>
+      <w:lvlText w:val="%6."/>
+      <w:lvlJc w:val="right"/>
+      <w:pPr>
+        <w:ind w:left="4320" w:hanging="180"/>
+      </w:pPr>
+    </w:lvl>
+    <w:lvl w:ilvl="6" w:tplc="0409000F" w:tentative="1">
+      <w:start w:val="1"/>
+      <w:numFmt w:val="decimal"/>
+      <w:lvlText w:val="%7."/>
+      <w:lvlJc w:val="left"/>
+      <w:pPr>
+        <w:ind w:left="5040" w:hanging="360"/>
+      </w:pPr>
+    </w:lvl>
+    <w:lvl w:ilvl="7" w:tplc="04090019" w:tentative="1">
+      <w:start w:val="1"/>
+      <w:numFmt w:val="lowerLetter"/>
+      <w:lvlText w:val="%8."/>
+      <w:lvlJc w:val="left"/>
+      <w:pPr>
+        <w:ind w:left="5760" w:hanging="360"/>
+      </w:pPr>
+    </w:lvl>
+    <w:lvl w:ilvl="8" w:tplc="0409001B" w:tentative="1">
+      <w:start w:val="1"/>
+      <w:numFmt w:val="lowerRoman"/>
+      <w:lvlText w:val="%9."/>
+      <w:lvlJc w:val="right"/>
+      <w:pPr>
+        <w:ind w:left="6480" w:hanging="180"/>
+      </w:pPr>
+    </w:lvl>
+  </w:abstractNum>
   <w:num w:numId="1" w16cid:durableId="315839885">
     <w:abstractNumId w:val="8"/>
   </w:num>
@@ -2782,6 +2840,9 @@
   </w:num>
   <w:num w:numId="9" w16cid:durableId="51854282">
     <w:abstractNumId w:val="0"/>
+  </w:num>
+  <w:num w:numId="10" w16cid:durableId="2111658958">
+    <w:abstractNumId w:val="9"/>
   </w:num>
 </w:numbering>
 </file>
@@ -3394,6 +3455,7 @@
   <w:style w:type="character" w:default="1" w:styleId="DefaultParagraphFont">
     <w:name w:val="Default Paragraph Font"/>
     <w:uiPriority w:val="1"/>
+    <w:semiHidden/>
     <w:unhideWhenUsed/>
   </w:style>
   <w:style w:type="table" w:default="1" w:styleId="TableNormal">

--- a/assets/labs/lab-01-report.docx
+++ b/assets/labs/lab-01-report.docx
@@ -665,7 +665,15 @@
                 <w:sz w:val="17"/>
                 <w:szCs w:val="17"/>
               </w:rPr>
-              <w:t>Total resistance (R</w:t>
+              <w:t>Total resistance (</w:t>
+            </w:r>
+            <w:proofErr w:type="spellStart"/>
+            <w:r>
+              <w:rPr>
+                <w:sz w:val="17"/>
+                <w:szCs w:val="17"/>
+              </w:rPr>
+              <w:t>R</w:t>
             </w:r>
             <w:r>
               <w:rPr>
@@ -675,6 +683,7 @@
               </w:rPr>
               <w:t>total</w:t>
             </w:r>
+            <w:proofErr w:type="spellEnd"/>
             <w:r>
               <w:rPr>
                 <w:sz w:val="17"/>
@@ -827,15 +836,7 @@
                 <w:szCs w:val="17"/>
                 <w:vertAlign w:val="subscript"/>
               </w:rPr>
-              <w:t>R</w:t>
-            </w:r>
-            <w:r>
-              <w:rPr>
-                <w:sz w:val="17"/>
-                <w:szCs w:val="17"/>
-                <w:vertAlign w:val="subscript"/>
-              </w:rPr>
-              <w:t>2</w:t>
+              <w:t>R2</w:t>
             </w:r>
             <w:r>
               <w:rPr>
@@ -1272,7 +1273,15 @@
                 <w:sz w:val="17"/>
                 <w:szCs w:val="17"/>
               </w:rPr>
-              <w:t>Series current (I</w:t>
+              <w:t>Series current (</w:t>
+            </w:r>
+            <w:proofErr w:type="spellStart"/>
+            <w:r>
+              <w:rPr>
+                <w:sz w:val="17"/>
+                <w:szCs w:val="17"/>
+              </w:rPr>
+              <w:t>I</w:t>
             </w:r>
             <w:r>
               <w:rPr>
@@ -1282,6 +1291,7 @@
               </w:rPr>
               <w:t>total</w:t>
             </w:r>
+            <w:proofErr w:type="spellEnd"/>
             <w:r>
               <w:rPr>
                 <w:sz w:val="17"/>
@@ -1357,7 +1367,15 @@
                 <w:sz w:val="17"/>
                 <w:szCs w:val="17"/>
               </w:rPr>
-              <w:t xml:space="preserve"> power (P</w:t>
+              <w:t xml:space="preserve"> power (</w:t>
+            </w:r>
+            <w:proofErr w:type="spellStart"/>
+            <w:r>
+              <w:rPr>
+                <w:sz w:val="17"/>
+                <w:szCs w:val="17"/>
+              </w:rPr>
+              <w:t>P</w:t>
             </w:r>
             <w:r>
               <w:rPr>
@@ -1367,6 +1385,7 @@
               </w:rPr>
               <w:t>total</w:t>
             </w:r>
+            <w:proofErr w:type="spellEnd"/>
             <w:r>
               <w:rPr>
                 <w:sz w:val="17"/>
@@ -2242,21 +2261,6 @@
         <w:t>Insert a photo as evidence of each scenario:</w:t>
       </w:r>
     </w:p>
-    <w:p/>
-    <w:p>
-      <w:pPr>
-        <w:pStyle w:val="Heading2"/>
-      </w:pPr>
-      <w:r>
-        <w:t>Your Setup</w:t>
-      </w:r>
-    </w:p>
-    <w:p>
-      <w:r>
-        <w:t>Pictured: The Lab 1 circuit in your breadboard, connected to the voltage source.</w:t>
-      </w:r>
-    </w:p>
-    <w:p/>
     <w:p>
       <w:pPr>
         <w:pStyle w:val="Heading2"/>
@@ -2306,6 +2310,24 @@
       </w:r>
     </w:p>
     <w:p/>
+    <w:p>
+      <w:pPr>
+        <w:pStyle w:val="Heading2"/>
+      </w:pPr>
+      <w:r>
+        <w:t>Baseline Series Circuit</w:t>
+      </w:r>
+    </w:p>
+    <w:p>
+      <w:r>
+        <w:t>Pictured: The Lab 1 circuit in your breadboard, connected to the voltage source.</w:t>
+      </w:r>
+    </w:p>
+    <w:p>
+      <w:pPr>
+        <w:pStyle w:val="Heading2"/>
+      </w:pPr>
+    </w:p>
     <w:p>
       <w:pPr>
         <w:pStyle w:val="Heading2"/>
@@ -2396,7 +2418,7 @@
           <w:i/>
           <w:iCs/>
         </w:rPr>
-        <w:t xml:space="preserve"> this lab. What was easy to do? What was difficult? Why do you think our measured values are different from our theoretical values? What did you </w:t>
+        <w:t xml:space="preserve"> this lab. What was easy to do? What was difficult? What did you </w:t>
       </w:r>
       <w:r>
         <w:rPr>
@@ -2445,6 +2467,26 @@
           <w:iCs/>
         </w:rPr>
         <w:t>is the way to measure voltage (parallel) different to measuring current (series)?</w:t>
+      </w:r>
+    </w:p>
+    <w:p>
+      <w:pPr>
+        <w:pStyle w:val="ListParagraph"/>
+        <w:numPr>
+          <w:ilvl w:val="0"/>
+          <w:numId w:val="10"/>
+        </w:numPr>
+        <w:rPr>
+          <w:i/>
+          <w:iCs/>
+        </w:rPr>
+      </w:pPr>
+      <w:r>
+        <w:rPr>
+          <w:i/>
+          <w:iCs/>
+        </w:rPr>
+        <w:t>Why do you think our measured values are different from our theoretical values?</w:t>
       </w:r>
     </w:p>
     <w:p/>

--- a/assets/labs/lab-01-report.docx
+++ b/assets/labs/lab-01-report.docx
@@ -1495,8 +1495,7 @@
         <w:pStyle w:val="Heading1"/>
       </w:pPr>
       <w:r>
-        <w:lastRenderedPageBreak/>
-        <w:t>Table 3 - Incident Device X (20)</w:t>
+        <w:t>Table 3 - First Incident Device (20) - Device ID: ______</w:t>
       </w:r>
     </w:p>
     <w:p>
@@ -1881,7 +1880,7 @@
         <w:pStyle w:val="Heading1"/>
       </w:pPr>
       <w:r>
-        <w:t>Table 4 - Incident Device Y (20)</w:t>
+        <w:t>Table 4 - Second Incident Device (20) - Device ID: ______</w:t>
       </w:r>
     </w:p>
     <w:p>
@@ -2333,12 +2332,12 @@
         <w:pStyle w:val="Heading2"/>
       </w:pPr>
       <w:r>
-        <w:t>Measurement in Incident Device X</w:t>
+        <w:t>Measurement in First Incident Device</w:t>
       </w:r>
     </w:p>
     <w:p>
       <w:r>
-        <w:t>Pictured: The voltage reading of Node A in Incident Device X.</w:t>
+        <w:t>Pictured: A diagnostic node-voltage reading on your first incident device.</w:t>
       </w:r>
     </w:p>
     <w:p>
@@ -2359,12 +2358,12 @@
         <w:pStyle w:val="Heading2"/>
       </w:pPr>
       <w:r>
-        <w:t>Measurement in Incident Device Y</w:t>
+        <w:t>Measurement in Second Incident Device</w:t>
       </w:r>
     </w:p>
     <w:p>
       <w:r>
-        <w:t>Pictured: The voltage reading of Node B in Incident Device Y.</w:t>
+        <w:t>Pictured: A diagnostic node-voltage reading on your second incident device.</w:t>
       </w:r>
     </w:p>
     <w:p>
